--- a/docs/guides/VCL2FMXConverter_v6_0_Navigator_Rules_Component_Property_Event_Maps.docx
+++ b/docs/guides/VCL2FMXConverter_v6_0_Navigator_Rules_Component_Property_Event_Maps.docx
@@ -208,7 +208,7 @@
         <w:t xml:space="preserve">Revision date: </w:t>
       </w:r>
       <w:r>
-        <w:t>August 2, 2026</w:t>
+        <w:t>August 3, 2026</w:t>
       </w:r>
     </w:p>
     <w:p>
